--- a/work/deliver/论文4_控烟背景下文明吸烟环境协同治理路径研究_修改稿.docx
+++ b/work/deliver/论文4_控烟背景下文明吸烟环境协同治理路径研究_修改稿.docx
@@ -9,7 +9,7 @@
       </w:pPr>
       <w:r>
         <w:rPr>
-          <w:rFonts w:ascii="Times New Roman" w:hAnsi="Times New Roman" w:eastAsia="黑体"/>
+          <w:rFonts w:ascii="Times New Roman" w:hAnsi="Times New Roman" w:eastAsia="黑体" w:cs="Times New Roman" w:hint="eastAsia"/>
           <w:b/>
           <w:sz w:val="36"/>
         </w:rPr>
@@ -23,7 +23,7 @@
       </w:pPr>
       <w:r>
         <w:rPr>
-          <w:rFonts w:ascii="Times New Roman" w:hAnsi="Times New Roman" w:eastAsia="宋体"/>
+          <w:rFonts w:ascii="Times New Roman" w:hAnsi="Times New Roman" w:eastAsia="宋体" w:cs="Times New Roman" w:hint="eastAsia"/>
           <w:b w:val="0"/>
           <w:sz w:val="24"/>
         </w:rPr>
@@ -37,7 +37,7 @@
       </w:pPr>
       <w:r>
         <w:rPr>
-          <w:rFonts w:ascii="Times New Roman" w:hAnsi="Times New Roman" w:eastAsia="宋体"/>
+          <w:rFonts w:ascii="Times New Roman" w:hAnsi="Times New Roman" w:eastAsia="宋体" w:cs="Times New Roman" w:hint="eastAsia"/>
           <w:b w:val="0"/>
           <w:sz w:val="24"/>
         </w:rPr>
@@ -52,7 +52,7 @@
       </w:pPr>
       <w:r>
         <w:rPr>
-          <w:rFonts w:ascii="Times New Roman" w:hAnsi="Times New Roman" w:eastAsia="宋体"/>
+          <w:rFonts w:ascii="Times New Roman" w:hAnsi="Times New Roman" w:eastAsia="宋体" w:cs="Times New Roman" w:hint="eastAsia"/>
           <w:b/>
           <w:sz w:val="24"/>
         </w:rPr>
@@ -60,7 +60,7 @@
       </w:r>
       <w:r>
         <w:rPr>
-          <w:rFonts w:ascii="Times New Roman" w:hAnsi="Times New Roman" w:eastAsia="宋体"/>
+          <w:rFonts w:ascii="Times New Roman" w:hAnsi="Times New Roman" w:eastAsia="宋体" w:cs="Times New Roman" w:hint="eastAsia"/>
           <w:b w:val="0"/>
           <w:sz w:val="24"/>
         </w:rPr>
@@ -75,7 +75,7 @@
       </w:pPr>
       <w:r>
         <w:rPr>
-          <w:rFonts w:ascii="Times New Roman" w:hAnsi="Times New Roman" w:eastAsia="宋体"/>
+          <w:rFonts w:ascii="Times New Roman" w:hAnsi="Times New Roman" w:eastAsia="宋体" w:cs="Times New Roman" w:hint="eastAsia"/>
           <w:b/>
           <w:sz w:val="24"/>
         </w:rPr>
@@ -83,7 +83,7 @@
       </w:r>
       <w:r>
         <w:rPr>
-          <w:rFonts w:ascii="Times New Roman" w:hAnsi="Times New Roman" w:eastAsia="宋体"/>
+          <w:rFonts w:ascii="Times New Roman" w:hAnsi="Times New Roman" w:eastAsia="宋体" w:cs="Times New Roman" w:hint="eastAsia"/>
           <w:b w:val="0"/>
           <w:sz w:val="24"/>
         </w:rPr>
@@ -98,7 +98,7 @@
       </w:pPr>
       <w:r>
         <w:rPr>
-          <w:rFonts w:ascii="Times New Roman" w:hAnsi="Times New Roman" w:eastAsia="宋体"/>
+          <w:rFonts w:ascii="Times New Roman" w:hAnsi="Times New Roman" w:eastAsia="宋体" w:cs="Times New Roman" w:hint="eastAsia"/>
           <w:b w:val="0"/>
           <w:sz w:val="24"/>
         </w:rPr>
@@ -113,7 +113,7 @@
       </w:pPr>
       <w:r>
         <w:rPr>
-          <w:rFonts w:ascii="Times New Roman" w:hAnsi="Times New Roman" w:eastAsia="宋体"/>
+          <w:rFonts w:ascii="Times New Roman" w:hAnsi="Times New Roman" w:eastAsia="宋体" w:cs="Times New Roman" w:hint="eastAsia"/>
           <w:b/>
           <w:sz w:val="24"/>
         </w:rPr>
@@ -121,7 +121,7 @@
       </w:r>
       <w:r>
         <w:rPr>
-          <w:rFonts w:ascii="Times New Roman" w:hAnsi="Times New Roman" w:eastAsia="宋体"/>
+          <w:rFonts w:ascii="Times New Roman" w:hAnsi="Times New Roman" w:eastAsia="宋体" w:cs="Times New Roman" w:hint="eastAsia"/>
           <w:b w:val="0"/>
           <w:sz w:val="24"/>
         </w:rPr>
@@ -136,7 +136,7 @@
       </w:pPr>
       <w:r>
         <w:rPr>
-          <w:rFonts w:ascii="Times New Roman" w:hAnsi="Times New Roman" w:eastAsia="宋体"/>
+          <w:rFonts w:ascii="Times New Roman" w:hAnsi="Times New Roman" w:eastAsia="宋体" w:cs="Times New Roman" w:hint="eastAsia"/>
           <w:b/>
           <w:sz w:val="24"/>
         </w:rPr>
@@ -144,7 +144,7 @@
       </w:r>
       <w:r>
         <w:rPr>
-          <w:rFonts w:ascii="Times New Roman" w:hAnsi="Times New Roman" w:eastAsia="宋体"/>
+          <w:rFonts w:ascii="Times New Roman" w:hAnsi="Times New Roman" w:eastAsia="宋体" w:cs="Times New Roman" w:hint="eastAsia"/>
           <w:b w:val="0"/>
           <w:sz w:val="24"/>
         </w:rPr>
@@ -159,7 +159,7 @@
       </w:pPr>
       <w:r>
         <w:rPr>
-          <w:rFonts w:ascii="Times New Roman" w:hAnsi="Times New Roman" w:eastAsia="宋体"/>
+          <w:rFonts w:ascii="Times New Roman" w:hAnsi="Times New Roman" w:eastAsia="宋体" w:cs="Times New Roman" w:hint="eastAsia"/>
           <w:b w:val="0"/>
           <w:sz w:val="24"/>
         </w:rPr>
@@ -174,7 +174,7 @@
       </w:pPr>
       <w:r>
         <w:rPr>
-          <w:rFonts w:ascii="Times New Roman" w:hAnsi="Times New Roman" w:eastAsia="黑体"/>
+          <w:rFonts w:ascii="Times New Roman" w:hAnsi="Times New Roman" w:eastAsia="黑体" w:cs="Times New Roman" w:hint="eastAsia"/>
           <w:b/>
           <w:sz w:val="30"/>
         </w:rPr>
@@ -189,7 +189,7 @@
       </w:pPr>
       <w:r>
         <w:rPr>
-          <w:rFonts w:ascii="Times New Roman" w:hAnsi="Times New Roman" w:eastAsia="黑体"/>
+          <w:rFonts w:ascii="Times New Roman" w:hAnsi="Times New Roman" w:eastAsia="黑体" w:cs="Times New Roman" w:hint="eastAsia"/>
           <w:b w:val="0"/>
           <w:sz w:val="28"/>
         </w:rPr>
@@ -204,11 +204,28 @@
       </w:pPr>
       <w:r>
         <w:rPr>
-          <w:rFonts w:ascii="Times New Roman" w:hAnsi="Times New Roman" w:eastAsia="宋体"/>
+          <w:rFonts w:ascii="Times New Roman" w:hAnsi="Times New Roman" w:eastAsia="宋体" w:cs="Times New Roman" w:hint="eastAsia"/>
           <w:b w:val="0"/>
           <w:sz w:val="24"/>
         </w:rPr>
-        <w:t>吸烟行为的影响往往超出行为主体自身，这是公共空间治理必须介入的根本原因。吸烟作为一项合法消费行为，属于个人自主选择范畴，其合法权益依法应当得到保障；但公共空间具有开放性和共享性，在人员密集的公共场所，烟草烟雾、烟蒂等不仅影响公共环境卫生和空间秩序，也容易降低非吸烟人群的公共环境体验。无序吸烟行为经由二手烟暴露与烟蒂散落，最终转化为公共环境品质的损失，其作用机理如图1所示。</w:t>
+        <w:t>吸烟行为的影响往往超出行为主体自身，这是公共空间治理必须介入的根本原因。吸烟作为一项合法消费行为，属于个人自主选择范畴，其合法权益依法应当得到保障；但公共空间具有开放性和共享性，在人员密集的公共场所，烟草烟雾、烟蒂等不仅影响公共环境卫生和空间秩序，也容易降低非吸烟人群的公共环境体验。《世界卫生组织烟草控制框架公约》第八条明确要求缔约方采取有效措施防止公众在室内工作场所和公共场所接触烟草烟雾</w:t>
+      </w:r>
+      <w:r>
+        <w:rPr>
+          <w:rFonts w:ascii="Times New Roman" w:hAnsi="Times New Roman" w:eastAsia="宋体" w:cs="Times New Roman" w:hint="eastAsia"/>
+          <w:b w:val="0"/>
+          <w:sz w:val="24"/>
+          <w:vertAlign w:val="superscript"/>
+        </w:rPr>
+        <w:t>[1]</w:t>
+      </w:r>
+      <w:r>
+        <w:rPr>
+          <w:rFonts w:ascii="Times New Roman" w:hAnsi="Times New Roman" w:eastAsia="宋体" w:cs="Times New Roman" w:hint="eastAsia"/>
+          <w:b w:val="0"/>
+          <w:sz w:val="24"/>
+        </w:rPr>
+        <w:t>。无序吸烟行为经由二手烟暴露与烟蒂散落，最终转化为公共环境品质的损失，其作用机理如图1所示。</w:t>
       </w:r>
     </w:p>
     <w:p>
@@ -259,7 +276,7 @@
       </w:pPr>
       <w:r>
         <w:rPr>
-          <w:rFonts w:ascii="Times New Roman" w:hAnsi="Times New Roman" w:eastAsia="黑体"/>
+          <w:rFonts w:ascii="Times New Roman" w:hAnsi="Times New Roman" w:eastAsia="黑体" w:cs="Times New Roman" w:hint="eastAsia"/>
           <w:b w:val="0"/>
           <w:sz w:val="21"/>
         </w:rPr>
@@ -274,11 +291,28 @@
       </w:pPr>
       <w:r>
         <w:rPr>
-          <w:rFonts w:ascii="Times New Roman" w:hAnsi="Times New Roman" w:eastAsia="宋体"/>
+          <w:rFonts w:ascii="Times New Roman" w:hAnsi="Times New Roman" w:eastAsia="宋体" w:cs="Times New Roman" w:hint="eastAsia"/>
           <w:b w:val="0"/>
           <w:sz w:val="24"/>
         </w:rPr>
-        <w:t>从环境治理角度看，外部性的直接表现是公共成本的转嫁。烟蒂、烟灰等废弃物若未规范处置，容易造成环境污染，增加公共场所保洁和管理成本；在交通枢纽、商业综合体、公园景区等场所，如果缺乏规范的吸烟区域和完善的配套设施，随意吸烟、烟蒂乱弃现象将进一步增加公共环境治理压力。</w:t>
+        <w:t>从环境治理角度看，外部性的直接表现是公共成本的转嫁。烟蒂、烟灰等废弃物若未规范处置，容易造成环境污染，增加公共场所保洁和管理成本；在交通枢纽、商业综合体、公园景区等场所，如果缺乏规范的吸烟区域和完善的配套设施，随意吸烟、烟蒂乱弃现象将进一步增加公共环境治理压力。《公共场所卫生管理条例》对公共场所的卫生管理责任作出了基础性规定</w:t>
+      </w:r>
+      <w:r>
+        <w:rPr>
+          <w:rFonts w:ascii="Times New Roman" w:hAnsi="Times New Roman" w:eastAsia="宋体" w:cs="Times New Roman" w:hint="eastAsia"/>
+          <w:b w:val="0"/>
+          <w:sz w:val="24"/>
+          <w:vertAlign w:val="superscript"/>
+        </w:rPr>
+        <w:t>[2]</w:t>
+      </w:r>
+      <w:r>
+        <w:rPr>
+          <w:rFonts w:ascii="Times New Roman" w:hAnsi="Times New Roman" w:eastAsia="宋体" w:cs="Times New Roman" w:hint="eastAsia"/>
+          <w:b w:val="0"/>
+          <w:sz w:val="24"/>
+        </w:rPr>
+        <w:t>。</w:t>
       </w:r>
     </w:p>
     <w:p>
@@ -289,7 +323,7 @@
       </w:pPr>
       <w:r>
         <w:rPr>
-          <w:rFonts w:ascii="Times New Roman" w:hAnsi="Times New Roman" w:eastAsia="宋体"/>
+          <w:rFonts w:ascii="Times New Roman" w:hAnsi="Times New Roman" w:eastAsia="宋体" w:cs="Times New Roman" w:hint="eastAsia"/>
           <w:b w:val="0"/>
           <w:sz w:val="24"/>
         </w:rPr>
@@ -304,7 +338,7 @@
       </w:pPr>
       <w:r>
         <w:rPr>
-          <w:rFonts w:ascii="Times New Roman" w:hAnsi="Times New Roman" w:eastAsia="黑体"/>
+          <w:rFonts w:ascii="Times New Roman" w:hAnsi="Times New Roman" w:eastAsia="黑体" w:cs="Times New Roman" w:hint="eastAsia"/>
           <w:b w:val="0"/>
           <w:sz w:val="28"/>
         </w:rPr>
@@ -319,24 +353,56 @@
       </w:pPr>
       <w:r>
         <w:rPr>
-          <w:rFonts w:ascii="Times New Roman" w:hAnsi="Times New Roman" w:eastAsia="宋体"/>
+          <w:rFonts w:ascii="Times New Roman" w:hAnsi="Times New Roman" w:eastAsia="宋体" w:cs="Times New Roman" w:hint="eastAsia"/>
           <w:b w:val="0"/>
           <w:sz w:val="24"/>
         </w:rPr>
-        <w:t>文明吸烟环境建设必须置于控烟优先的政策前提之下，这是讨论其合理性的边界条件。《“健康中国2030”规划纲要》明确提出全面推进控烟履约</w:t>
+        <w:t>文明吸烟环境建设必须置于控烟优先的政策前提之下，这是讨论其合理性的边界条件。《</w:t>
       </w:r>
       <w:r>
         <w:rPr>
-          <w:rFonts w:ascii="Times New Roman" w:hAnsi="Times New Roman" w:eastAsia="宋体"/>
+          <w:rFonts w:ascii="宋体" w:hAnsi="宋体" w:eastAsia="宋体" w:cs="宋体" w:hint="eastAsia"/>
+          <w:b w:val="0"/>
+          <w:sz w:val="24"/>
+        </w:rPr>
+        <w:t>“</w:t>
+      </w:r>
+      <w:r>
+        <w:rPr>
+          <w:rFonts w:ascii="Times New Roman" w:hAnsi="Times New Roman" w:eastAsia="宋体" w:cs="Times New Roman" w:hint="eastAsia"/>
+          <w:b w:val="0"/>
+          <w:sz w:val="24"/>
+        </w:rPr>
+        <w:t>健康中国2030</w:t>
+      </w:r>
+      <w:r>
+        <w:rPr>
+          <w:rFonts w:ascii="宋体" w:hAnsi="宋体" w:eastAsia="宋体" w:cs="宋体" w:hint="eastAsia"/>
+          <w:b w:val="0"/>
+          <w:sz w:val="24"/>
+        </w:rPr>
+        <w:t>”</w:t>
+      </w:r>
+      <w:r>
+        <w:rPr>
+          <w:rFonts w:ascii="Times New Roman" w:hAnsi="Times New Roman" w:eastAsia="宋体" w:cs="Times New Roman" w:hint="eastAsia"/>
+          <w:b w:val="0"/>
+          <w:sz w:val="24"/>
+        </w:rPr>
+        <w:t>规划纲要》明确提出全面推进控烟履约</w:t>
+      </w:r>
+      <w:r>
+        <w:rPr>
+          <w:rFonts w:ascii="Times New Roman" w:hAnsi="Times New Roman" w:eastAsia="宋体" w:cs="Times New Roman" w:hint="eastAsia"/>
           <w:b w:val="0"/>
           <w:sz w:val="24"/>
           <w:vertAlign w:val="superscript"/>
         </w:rPr>
-        <w:t>[1]</w:t>
+        <w:t>[3]</w:t>
       </w:r>
       <w:r>
         <w:rPr>
-          <w:rFonts w:ascii="Times New Roman" w:hAnsi="Times New Roman" w:eastAsia="宋体"/>
+          <w:rFonts w:ascii="Times New Roman" w:hAnsi="Times New Roman" w:eastAsia="宋体" w:cs="Times New Roman" w:hint="eastAsia"/>
           <w:b w:val="0"/>
           <w:sz w:val="24"/>
         </w:rPr>
@@ -344,16 +410,33 @@
       </w:r>
       <w:r>
         <w:rPr>
-          <w:rFonts w:ascii="Times New Roman" w:hAnsi="Times New Roman" w:eastAsia="宋体"/>
+          <w:rFonts w:ascii="Times New Roman" w:hAnsi="Times New Roman" w:eastAsia="宋体" w:cs="Times New Roman" w:hint="eastAsia"/>
           <w:b w:val="0"/>
           <w:sz w:val="24"/>
           <w:vertAlign w:val="superscript"/>
         </w:rPr>
-        <w:t>[2]</w:t>
+        <w:t>[4]</w:t>
       </w:r>
       <w:r>
         <w:rPr>
-          <w:rFonts w:ascii="Times New Roman" w:hAnsi="Times New Roman" w:eastAsia="宋体"/>
+          <w:rFonts w:ascii="Times New Roman" w:hAnsi="Times New Roman" w:eastAsia="宋体" w:cs="Times New Roman" w:hint="eastAsia"/>
+          <w:b w:val="0"/>
+          <w:sz w:val="24"/>
+        </w:rPr>
+        <w:t>。《健康中国行动—健康环境促进行动实施方案（2025—2030年）》进一步把推进公共场所禁烟、建设无烟工作环境列为重点任务</w:t>
+      </w:r>
+      <w:r>
+        <w:rPr>
+          <w:rFonts w:ascii="Times New Roman" w:hAnsi="Times New Roman" w:eastAsia="宋体" w:cs="Times New Roman" w:hint="eastAsia"/>
+          <w:b w:val="0"/>
+          <w:sz w:val="24"/>
+          <w:vertAlign w:val="superscript"/>
+        </w:rPr>
+        <w:t>[5]</w:t>
+      </w:r>
+      <w:r>
+        <w:rPr>
+          <w:rFonts w:ascii="Times New Roman" w:hAnsi="Times New Roman" w:eastAsia="宋体" w:cs="Times New Roman" w:hint="eastAsia"/>
           <w:b w:val="0"/>
           <w:sz w:val="24"/>
         </w:rPr>
@@ -368,7 +451,39 @@
       </w:pPr>
       <w:r>
         <w:rPr>
-          <w:rFonts w:ascii="Times New Roman" w:hAnsi="Times New Roman" w:eastAsia="宋体"/>
+          <w:rFonts w:ascii="Times New Roman" w:hAnsi="Times New Roman" w:eastAsia="宋体" w:cs="Times New Roman" w:hint="eastAsia"/>
+          <w:b w:val="0"/>
+          <w:sz w:val="24"/>
+        </w:rPr>
+        <w:t>控烟工作已取得阶段性成效。2024年中国成人烟草调查显示，15岁及以上人群现在吸烟率为23.2%，较2022年下降0.9个百分点；非现在吸烟者的二手烟暴露率为46.5%，较2022年下降5.9个百分点</w:t>
+      </w:r>
+      <w:r>
+        <w:rPr>
+          <w:rFonts w:ascii="Times New Roman" w:hAnsi="Times New Roman" w:eastAsia="宋体" w:cs="Times New Roman" w:hint="eastAsia"/>
+          <w:b w:val="0"/>
+          <w:sz w:val="24"/>
+          <w:vertAlign w:val="superscript"/>
+        </w:rPr>
+        <w:t>[6]</w:t>
+      </w:r>
+      <w:r>
+        <w:rPr>
+          <w:rFonts w:ascii="Times New Roman" w:hAnsi="Times New Roman" w:eastAsia="宋体" w:cs="Times New Roman" w:hint="eastAsia"/>
+          <w:b w:val="0"/>
+          <w:sz w:val="24"/>
+        </w:rPr>
+        <w:t>。这组数据同时说明两点：控烟政策确有成效，而近半数非吸烟者仍暴露于二手烟，公共空间的被动暴露问题依然突出。</w:t>
+      </w:r>
+    </w:p>
+    <w:p>
+      <w:pPr>
+        <w:spacing w:before="0" w:after="0" w:line="360" w:lineRule="auto"/>
+        <w:ind w:firstLine="480"/>
+        <w:jc w:val="both"/>
+      </w:pPr>
+      <w:r>
+        <w:rPr>
+          <w:rFonts w:ascii="Times New Roman" w:hAnsi="Times New Roman" w:eastAsia="宋体" w:cs="Times New Roman" w:hint="eastAsia"/>
           <w:b w:val="0"/>
           <w:sz w:val="24"/>
         </w:rPr>
@@ -383,7 +498,7 @@
       </w:pPr>
       <w:r>
         <w:rPr>
-          <w:rFonts w:ascii="Times New Roman" w:hAnsi="Times New Roman" w:eastAsia="黑体"/>
+          <w:rFonts w:ascii="Times New Roman" w:hAnsi="Times New Roman" w:eastAsia="黑体" w:cs="Times New Roman" w:hint="eastAsia"/>
           <w:b w:val="0"/>
           <w:sz w:val="28"/>
         </w:rPr>
@@ -398,11 +513,28 @@
       </w:pPr>
       <w:r>
         <w:rPr>
-          <w:rFonts w:ascii="Times New Roman" w:hAnsi="Times New Roman" w:eastAsia="宋体"/>
+          <w:rFonts w:ascii="Times New Roman" w:hAnsi="Times New Roman" w:eastAsia="宋体" w:cs="Times New Roman" w:hint="eastAsia"/>
           <w:b w:val="0"/>
           <w:sz w:val="24"/>
         </w:rPr>
-        <w:t>文明吸烟环境建设涉及多个主体，任何单一主体都无法独立完成，因而适合采用协同治理视角。参与主体包括政府部门、公共场所管理单位、烟草商业企业以及社会公众，各自掌握的资源与承担的职责差异明显：政府部门具有规划与监管优势，场所管理单位掌握空间与日常运营，公众决定行为规范能否真正落地。协同治理的要义不在于增加参与主体的数量，而在于建立有效的沟通与合作机制，实现目标一致、责任协同、行动协调。本文据此构建的总体分析框架如图2所示，其中控烟优先是贯穿全局的约束条件，四类主体围绕公共环境治理效能形成分工。</w:t>
+        <w:t>文明吸烟环境建设涉及多个主体，任何单一主体都无法独立完成，因而适合采用协同治理视角。参与主体包括政府部门、公共场所管理单位、烟草商业企业以及社会公众，各自掌握的资源与承担的职责差异明显：政府部门具有规划与监管优势，场所管理单位掌握空间与日常运营，公众决定行为规范能否真正落地。协同治理的要义不在于增加参与主体的数量，而在于建立有效的沟通与合作机制，实现目标一致、责任协同、行动协调。协同治理理论强调，多方合作的成效取决于面对面对话、信任积累、过程承诺与阶段性成果的循环累积</w:t>
+      </w:r>
+      <w:r>
+        <w:rPr>
+          <w:rFonts w:ascii="Times New Roman" w:hAnsi="Times New Roman" w:eastAsia="宋体" w:cs="Times New Roman" w:hint="eastAsia"/>
+          <w:b w:val="0"/>
+          <w:sz w:val="24"/>
+          <w:vertAlign w:val="superscript"/>
+        </w:rPr>
+        <w:t>[7]</w:t>
+      </w:r>
+      <w:r>
+        <w:rPr>
+          <w:rFonts w:ascii="Times New Roman" w:hAnsi="Times New Roman" w:eastAsia="宋体" w:cs="Times New Roman" w:hint="eastAsia"/>
+          <w:b w:val="0"/>
+          <w:sz w:val="24"/>
+        </w:rPr>
+        <w:t>。本文据此构建的总体分析框架如图2所示，其中控烟优先是贯穿全局的约束条件，四类主体围绕公共环境治理效能形成分工。</w:t>
       </w:r>
     </w:p>
     <w:p>
@@ -453,7 +585,7 @@
       </w:pPr>
       <w:r>
         <w:rPr>
-          <w:rFonts w:ascii="Times New Roman" w:hAnsi="Times New Roman" w:eastAsia="黑体"/>
+          <w:rFonts w:ascii="Times New Roman" w:hAnsi="Times New Roman" w:eastAsia="黑体" w:cs="Times New Roman" w:hint="eastAsia"/>
           <w:b w:val="0"/>
           <w:sz w:val="21"/>
         </w:rPr>
@@ -468,7 +600,7 @@
       </w:pPr>
       <w:r>
         <w:rPr>
-          <w:rFonts w:ascii="Times New Roman" w:hAnsi="Times New Roman" w:eastAsia="宋体"/>
+          <w:rFonts w:ascii="Times New Roman" w:hAnsi="Times New Roman" w:eastAsia="宋体" w:cs="Times New Roman" w:hint="eastAsia"/>
           <w:b w:val="0"/>
           <w:sz w:val="24"/>
         </w:rPr>
@@ -483,7 +615,7 @@
       </w:pPr>
       <w:r>
         <w:rPr>
-          <w:rFonts w:ascii="Times New Roman" w:hAnsi="Times New Roman" w:eastAsia="黑体"/>
+          <w:rFonts w:ascii="Times New Roman" w:hAnsi="Times New Roman" w:eastAsia="黑体" w:cs="Times New Roman" w:hint="eastAsia"/>
           <w:b/>
           <w:sz w:val="30"/>
         </w:rPr>
@@ -498,7 +630,7 @@
       </w:pPr>
       <w:r>
         <w:rPr>
-          <w:rFonts w:ascii="Times New Roman" w:hAnsi="Times New Roman" w:eastAsia="宋体"/>
+          <w:rFonts w:ascii="Times New Roman" w:hAnsi="Times New Roman" w:eastAsia="宋体" w:cs="Times New Roman" w:hint="eastAsia"/>
           <w:b w:val="0"/>
           <w:sz w:val="24"/>
         </w:rPr>
@@ -513,7 +645,7 @@
       </w:pPr>
       <w:r>
         <w:rPr>
-          <w:rFonts w:ascii="Times New Roman" w:hAnsi="Times New Roman" w:eastAsia="黑体"/>
+          <w:rFonts w:ascii="Times New Roman" w:hAnsi="Times New Roman" w:eastAsia="黑体" w:cs="Times New Roman" w:hint="eastAsia"/>
           <w:b w:val="0"/>
           <w:sz w:val="28"/>
         </w:rPr>
@@ -528,7 +660,7 @@
       </w:pPr>
       <w:r>
         <w:rPr>
-          <w:rFonts w:ascii="Times New Roman" w:hAnsi="Times New Roman" w:eastAsia="宋体"/>
+          <w:rFonts w:ascii="Times New Roman" w:hAnsi="Times New Roman" w:eastAsia="宋体" w:cs="Times New Roman" w:hint="eastAsia"/>
           <w:b w:val="0"/>
           <w:sz w:val="24"/>
         </w:rPr>
@@ -536,16 +668,16 @@
       </w:r>
       <w:r>
         <w:rPr>
-          <w:rFonts w:ascii="Times New Roman" w:hAnsi="Times New Roman" w:eastAsia="宋体"/>
+          <w:rFonts w:ascii="Times New Roman" w:hAnsi="Times New Roman" w:eastAsia="宋体" w:cs="Times New Roman" w:hint="eastAsia"/>
           <w:b w:val="0"/>
           <w:sz w:val="24"/>
           <w:vertAlign w:val="superscript"/>
         </w:rPr>
-        <w:t>[3]</w:t>
+        <w:t>[8]</w:t>
       </w:r>
       <w:r>
         <w:rPr>
-          <w:rFonts w:ascii="Times New Roman" w:hAnsi="Times New Roman" w:eastAsia="宋体"/>
+          <w:rFonts w:ascii="Times New Roman" w:hAnsi="Times New Roman" w:eastAsia="宋体" w:cs="Times New Roman" w:hint="eastAsia"/>
           <w:b w:val="0"/>
           <w:sz w:val="24"/>
         </w:rPr>
@@ -560,7 +692,7 @@
       </w:pPr>
       <w:r>
         <w:rPr>
-          <w:rFonts w:ascii="Times New Roman" w:hAnsi="Times New Roman" w:eastAsia="黑体"/>
+          <w:rFonts w:ascii="Times New Roman" w:hAnsi="Times New Roman" w:eastAsia="黑体" w:cs="Times New Roman" w:hint="eastAsia"/>
           <w:b w:val="0"/>
           <w:sz w:val="28"/>
         </w:rPr>
@@ -575,7 +707,7 @@
       </w:pPr>
       <w:r>
         <w:rPr>
-          <w:rFonts w:ascii="Times New Roman" w:hAnsi="Times New Roman" w:eastAsia="宋体"/>
+          <w:rFonts w:ascii="Times New Roman" w:hAnsi="Times New Roman" w:eastAsia="宋体" w:cs="Times New Roman" w:hint="eastAsia"/>
           <w:b w:val="0"/>
           <w:sz w:val="24"/>
         </w:rPr>
@@ -583,16 +715,16 @@
       </w:r>
       <w:r>
         <w:rPr>
-          <w:rFonts w:ascii="Times New Roman" w:hAnsi="Times New Roman" w:eastAsia="宋体"/>
+          <w:rFonts w:ascii="Times New Roman" w:hAnsi="Times New Roman" w:eastAsia="宋体" w:cs="Times New Roman" w:hint="eastAsia"/>
           <w:b w:val="0"/>
           <w:sz w:val="24"/>
           <w:vertAlign w:val="superscript"/>
         </w:rPr>
-        <w:t>[4]</w:t>
+        <w:t>[9]</w:t>
       </w:r>
       <w:r>
         <w:rPr>
-          <w:rFonts w:ascii="Times New Roman" w:hAnsi="Times New Roman" w:eastAsia="宋体"/>
+          <w:rFonts w:ascii="Times New Roman" w:hAnsi="Times New Roman" w:eastAsia="宋体" w:cs="Times New Roman" w:hint="eastAsia"/>
           <w:b w:val="0"/>
           <w:sz w:val="24"/>
         </w:rPr>
@@ -607,7 +739,7 @@
       </w:pPr>
       <w:r>
         <w:rPr>
-          <w:rFonts w:ascii="Times New Roman" w:hAnsi="Times New Roman" w:eastAsia="黑体"/>
+          <w:rFonts w:ascii="Times New Roman" w:hAnsi="Times New Roman" w:eastAsia="黑体" w:cs="Times New Roman" w:hint="eastAsia"/>
           <w:b w:val="0"/>
           <w:sz w:val="28"/>
         </w:rPr>
@@ -622,7 +754,7 @@
       </w:pPr>
       <w:r>
         <w:rPr>
-          <w:rFonts w:ascii="Times New Roman" w:hAnsi="Times New Roman" w:eastAsia="宋体"/>
+          <w:rFonts w:ascii="Times New Roman" w:hAnsi="Times New Roman" w:eastAsia="宋体" w:cs="Times New Roman" w:hint="eastAsia"/>
           <w:b w:val="0"/>
           <w:sz w:val="24"/>
         </w:rPr>
@@ -630,16 +762,16 @@
       </w:r>
       <w:r>
         <w:rPr>
-          <w:rFonts w:ascii="Times New Roman" w:hAnsi="Times New Roman" w:eastAsia="宋体"/>
+          <w:rFonts w:ascii="Times New Roman" w:hAnsi="Times New Roman" w:eastAsia="宋体" w:cs="Times New Roman" w:hint="eastAsia"/>
           <w:b w:val="0"/>
           <w:sz w:val="24"/>
           <w:vertAlign w:val="superscript"/>
         </w:rPr>
-        <w:t>[5]</w:t>
+        <w:t>[10]</w:t>
       </w:r>
       <w:r>
         <w:rPr>
-          <w:rFonts w:ascii="Times New Roman" w:hAnsi="Times New Roman" w:eastAsia="宋体"/>
+          <w:rFonts w:ascii="Times New Roman" w:hAnsi="Times New Roman" w:eastAsia="宋体" w:cs="Times New Roman" w:hint="eastAsia"/>
           <w:b w:val="0"/>
           <w:sz w:val="24"/>
         </w:rPr>
@@ -654,7 +786,7 @@
       </w:pPr>
       <w:r>
         <w:rPr>
-          <w:rFonts w:ascii="Times New Roman" w:hAnsi="Times New Roman" w:eastAsia="黑体"/>
+          <w:rFonts w:ascii="Times New Roman" w:hAnsi="Times New Roman" w:eastAsia="黑体" w:cs="Times New Roman" w:hint="eastAsia"/>
           <w:b w:val="0"/>
           <w:sz w:val="28"/>
         </w:rPr>
@@ -669,7 +801,7 @@
       </w:pPr>
       <w:r>
         <w:rPr>
-          <w:rFonts w:ascii="Times New Roman" w:hAnsi="Times New Roman" w:eastAsia="宋体"/>
+          <w:rFonts w:ascii="Times New Roman" w:hAnsi="Times New Roman" w:eastAsia="宋体" w:cs="Times New Roman" w:hint="eastAsia"/>
           <w:b w:val="0"/>
           <w:sz w:val="24"/>
         </w:rPr>
@@ -677,16 +809,33 @@
       </w:r>
       <w:r>
         <w:rPr>
-          <w:rFonts w:ascii="Times New Roman" w:hAnsi="Times New Roman" w:eastAsia="宋体"/>
+          <w:rFonts w:ascii="Times New Roman" w:hAnsi="Times New Roman" w:eastAsia="宋体" w:cs="Times New Roman" w:hint="eastAsia"/>
           <w:b w:val="0"/>
           <w:sz w:val="24"/>
           <w:vertAlign w:val="superscript"/>
         </w:rPr>
-        <w:t>[6]</w:t>
+        <w:t>[11]</w:t>
       </w:r>
       <w:r>
         <w:rPr>
-          <w:rFonts w:ascii="Times New Roman" w:hAnsi="Times New Roman" w:eastAsia="宋体"/>
+          <w:rFonts w:ascii="Times New Roman" w:hAnsi="Times New Roman" w:eastAsia="宋体" w:cs="Times New Roman" w:hint="eastAsia"/>
+          <w:b w:val="0"/>
+          <w:sz w:val="24"/>
+        </w:rPr>
+        <w:t>。对地方控烟立法执行情况的研究发现，执法主体分散、处罚落实不到位是条例难以见效的主要原因</w:t>
+      </w:r>
+      <w:r>
+        <w:rPr>
+          <w:rFonts w:ascii="Times New Roman" w:hAnsi="Times New Roman" w:eastAsia="宋体" w:cs="Times New Roman" w:hint="eastAsia"/>
+          <w:b w:val="0"/>
+          <w:sz w:val="24"/>
+          <w:vertAlign w:val="superscript"/>
+        </w:rPr>
+        <w:t>[12]</w:t>
+      </w:r>
+      <w:r>
+        <w:rPr>
+          <w:rFonts w:ascii="Times New Roman" w:hAnsi="Times New Roman" w:eastAsia="宋体" w:cs="Times New Roman" w:hint="eastAsia"/>
           <w:b w:val="0"/>
           <w:sz w:val="24"/>
         </w:rPr>
@@ -701,7 +850,7 @@
       </w:pPr>
       <w:r>
         <w:rPr>
-          <w:rFonts w:ascii="Times New Roman" w:hAnsi="Times New Roman" w:eastAsia="宋体"/>
+          <w:rFonts w:ascii="Times New Roman" w:hAnsi="Times New Roman" w:eastAsia="宋体" w:cs="Times New Roman" w:hint="eastAsia"/>
           <w:b w:val="0"/>
           <w:sz w:val="24"/>
         </w:rPr>
@@ -716,7 +865,7 @@
       </w:pPr>
       <w:r>
         <w:rPr>
-          <w:rFonts w:ascii="Times New Roman" w:hAnsi="Times New Roman" w:eastAsia="黑体"/>
+          <w:rFonts w:ascii="Times New Roman" w:hAnsi="Times New Roman" w:eastAsia="黑体" w:cs="Times New Roman" w:hint="eastAsia"/>
           <w:b w:val="0"/>
           <w:sz w:val="21"/>
         </w:rPr>
@@ -760,7 +909,7 @@
             <w:r/>
             <w:r>
               <w:rPr>
-                <w:rFonts w:ascii="Times New Roman" w:hAnsi="Times New Roman" w:eastAsia="宋体"/>
+                <w:rFonts w:ascii="Times New Roman" w:hAnsi="Times New Roman" w:eastAsia="宋体" w:cs="Times New Roman" w:hint="eastAsia"/>
                 <w:b/>
                 <w:sz w:val="21"/>
               </w:rPr>
@@ -784,7 +933,7 @@
             <w:r/>
             <w:r>
               <w:rPr>
-                <w:rFonts w:ascii="Times New Roman" w:hAnsi="Times New Roman" w:eastAsia="宋体"/>
+                <w:rFonts w:ascii="Times New Roman" w:hAnsi="Times New Roman" w:eastAsia="宋体" w:cs="Times New Roman" w:hint="eastAsia"/>
                 <w:b/>
                 <w:sz w:val="21"/>
               </w:rPr>
@@ -808,7 +957,7 @@
             <w:r/>
             <w:r>
               <w:rPr>
-                <w:rFonts w:ascii="Times New Roman" w:hAnsi="Times New Roman" w:eastAsia="宋体"/>
+                <w:rFonts w:ascii="Times New Roman" w:hAnsi="Times New Roman" w:eastAsia="宋体" w:cs="Times New Roman" w:hint="eastAsia"/>
                 <w:b/>
                 <w:sz w:val="21"/>
               </w:rPr>
@@ -830,7 +979,7 @@
             <w:r/>
             <w:r>
               <w:rPr>
-                <w:rFonts w:ascii="Times New Roman" w:hAnsi="Times New Roman" w:eastAsia="宋体"/>
+                <w:rFonts w:ascii="Times New Roman" w:hAnsi="Times New Roman" w:eastAsia="宋体" w:cs="Times New Roman" w:hint="eastAsia"/>
                 <w:b w:val="0"/>
                 <w:sz w:val="21"/>
               </w:rPr>
@@ -850,7 +999,7 @@
             <w:r/>
             <w:r>
               <w:rPr>
-                <w:rFonts w:ascii="Times New Roman" w:hAnsi="Times New Roman" w:eastAsia="宋体"/>
+                <w:rFonts w:ascii="Times New Roman" w:hAnsi="Times New Roman" w:eastAsia="宋体" w:cs="Times New Roman" w:hint="eastAsia"/>
                 <w:b w:val="0"/>
                 <w:sz w:val="21"/>
               </w:rPr>
@@ -870,7 +1019,7 @@
             <w:r/>
             <w:r>
               <w:rPr>
-                <w:rFonts w:ascii="Times New Roman" w:hAnsi="Times New Roman" w:eastAsia="宋体"/>
+                <w:rFonts w:ascii="Times New Roman" w:hAnsi="Times New Roman" w:eastAsia="宋体" w:cs="Times New Roman" w:hint="eastAsia"/>
                 <w:b w:val="0"/>
                 <w:sz w:val="21"/>
               </w:rPr>
@@ -892,7 +1041,7 @@
             <w:r/>
             <w:r>
               <w:rPr>
-                <w:rFonts w:ascii="Times New Roman" w:hAnsi="Times New Roman" w:eastAsia="宋体"/>
+                <w:rFonts w:ascii="Times New Roman" w:hAnsi="Times New Roman" w:eastAsia="宋体" w:cs="Times New Roman" w:hint="eastAsia"/>
                 <w:b w:val="0"/>
                 <w:sz w:val="21"/>
               </w:rPr>
@@ -912,7 +1061,7 @@
             <w:r/>
             <w:r>
               <w:rPr>
-                <w:rFonts w:ascii="Times New Roman" w:hAnsi="Times New Roman" w:eastAsia="宋体"/>
+                <w:rFonts w:ascii="Times New Roman" w:hAnsi="Times New Roman" w:eastAsia="宋体" w:cs="Times New Roman" w:hint="eastAsia"/>
                 <w:b w:val="0"/>
                 <w:sz w:val="21"/>
               </w:rPr>
@@ -932,7 +1081,7 @@
             <w:r/>
             <w:r>
               <w:rPr>
-                <w:rFonts w:ascii="Times New Roman" w:hAnsi="Times New Roman" w:eastAsia="宋体"/>
+                <w:rFonts w:ascii="Times New Roman" w:hAnsi="Times New Roman" w:eastAsia="宋体" w:cs="Times New Roman" w:hint="eastAsia"/>
                 <w:b w:val="0"/>
                 <w:sz w:val="21"/>
               </w:rPr>
@@ -954,7 +1103,7 @@
             <w:r/>
             <w:r>
               <w:rPr>
-                <w:rFonts w:ascii="Times New Roman" w:hAnsi="Times New Roman" w:eastAsia="宋体"/>
+                <w:rFonts w:ascii="Times New Roman" w:hAnsi="Times New Roman" w:eastAsia="宋体" w:cs="Times New Roman" w:hint="eastAsia"/>
                 <w:b w:val="0"/>
                 <w:sz w:val="21"/>
               </w:rPr>
@@ -974,7 +1123,7 @@
             <w:r/>
             <w:r>
               <w:rPr>
-                <w:rFonts w:ascii="Times New Roman" w:hAnsi="Times New Roman" w:eastAsia="宋体"/>
+                <w:rFonts w:ascii="Times New Roman" w:hAnsi="Times New Roman" w:eastAsia="宋体" w:cs="Times New Roman" w:hint="eastAsia"/>
                 <w:b w:val="0"/>
                 <w:sz w:val="21"/>
               </w:rPr>
@@ -994,7 +1143,7 @@
             <w:r/>
             <w:r>
               <w:rPr>
-                <w:rFonts w:ascii="Times New Roman" w:hAnsi="Times New Roman" w:eastAsia="宋体"/>
+                <w:rFonts w:ascii="Times New Roman" w:hAnsi="Times New Roman" w:eastAsia="宋体" w:cs="Times New Roman" w:hint="eastAsia"/>
                 <w:b w:val="0"/>
                 <w:sz w:val="21"/>
               </w:rPr>
@@ -1019,7 +1168,7 @@
             <w:r/>
             <w:r>
               <w:rPr>
-                <w:rFonts w:ascii="Times New Roman" w:hAnsi="Times New Roman" w:eastAsia="宋体"/>
+                <w:rFonts w:ascii="Times New Roman" w:hAnsi="Times New Roman" w:eastAsia="宋体" w:cs="Times New Roman" w:hint="eastAsia"/>
                 <w:b w:val="0"/>
                 <w:sz w:val="21"/>
               </w:rPr>
@@ -1042,7 +1191,7 @@
             <w:r/>
             <w:r>
               <w:rPr>
-                <w:rFonts w:ascii="Times New Roman" w:hAnsi="Times New Roman" w:eastAsia="宋体"/>
+                <w:rFonts w:ascii="Times New Roman" w:hAnsi="Times New Roman" w:eastAsia="宋体" w:cs="Times New Roman" w:hint="eastAsia"/>
                 <w:b w:val="0"/>
                 <w:sz w:val="21"/>
               </w:rPr>
@@ -1065,7 +1214,7 @@
             <w:r/>
             <w:r>
               <w:rPr>
-                <w:rFonts w:ascii="Times New Roman" w:hAnsi="Times New Roman" w:eastAsia="宋体"/>
+                <w:rFonts w:ascii="Times New Roman" w:hAnsi="Times New Roman" w:eastAsia="宋体" w:cs="Times New Roman" w:hint="eastAsia"/>
                 <w:b w:val="0"/>
                 <w:sz w:val="21"/>
               </w:rPr>
@@ -1089,7 +1238,7 @@
       </w:pPr>
       <w:r>
         <w:rPr>
-          <w:rFonts w:ascii="Times New Roman" w:hAnsi="Times New Roman" w:eastAsia="黑体"/>
+          <w:rFonts w:ascii="Times New Roman" w:hAnsi="Times New Roman" w:eastAsia="黑体" w:cs="Times New Roman" w:hint="eastAsia"/>
           <w:b/>
           <w:sz w:val="30"/>
         </w:rPr>
@@ -1104,7 +1253,7 @@
       </w:pPr>
       <w:r>
         <w:rPr>
-          <w:rFonts w:ascii="Times New Roman" w:hAnsi="Times New Roman" w:eastAsia="黑体"/>
+          <w:rFonts w:ascii="Times New Roman" w:hAnsi="Times New Roman" w:eastAsia="黑体" w:cs="Times New Roman" w:hint="eastAsia"/>
           <w:b w:val="0"/>
           <w:sz w:val="28"/>
         </w:rPr>
@@ -1119,11 +1268,28 @@
       </w:pPr>
       <w:r>
         <w:rPr>
-          <w:rFonts w:ascii="Times New Roman" w:hAnsi="Times New Roman" w:eastAsia="宋体"/>
+          <w:rFonts w:ascii="Times New Roman" w:hAnsi="Times New Roman" w:eastAsia="宋体" w:cs="Times New Roman" w:hint="eastAsia"/>
           <w:b w:val="0"/>
           <w:sz w:val="24"/>
         </w:rPr>
-        <w:t>制度建设是推进文明吸烟环境治理的基础，其重点在于把治理要求转化为可执行的标准。一是强化顶层设计，将文明吸烟环境建设纳入公共环境治理和文明城市建设的整体规划，明确建设目标、实施原则和工作要求，坚持控烟政策导向与公共服务理念相结合，实现限制与引导相结合。二是推动形成明确的建设标准，针对不同类型公共场所建立分类指导机制，对吸烟区域的设置位置、标识规范、设施配置、维护管理提出具体要求：在人员密集场所重点考虑减少烟雾扩散影响，在开放空间重点关注环境卫生和消防安全，在商业服务场所注重与整体环境的协调融合。三是明确各主体责任，政府部门发挥统筹协调和政策引导作用，公共场所管理单位落实主体责任，烟草商业企业在第1.3节界定的边界内履行社会责任，社会公众增强规则意识，各主体的具体职责分工如表2所示。</w:t>
+        <w:t>制度建设是推进文明吸烟环境治理的基础，其重点在于把治理要求转化为可执行的标准。一是强化顶层设计，将文明吸烟环境建设纳入公共环境治理和文明城市建设的整体规划，明确建设目标、实施原则和工作要求，坚持控烟政策导向与公共服务理念相结合，实现限制与引导相结合。对36个重点城市的事件史分析显示，科学证据、媒体关注与卫生部门影响力显著促进地方全面无烟政策的出台，而行政层级差异与行业干预则明显抑制其出台</w:t>
+      </w:r>
+      <w:r>
+        <w:rPr>
+          <w:rFonts w:ascii="Times New Roman" w:hAnsi="Times New Roman" w:eastAsia="宋体" w:cs="Times New Roman" w:hint="eastAsia"/>
+          <w:b w:val="0"/>
+          <w:sz w:val="24"/>
+          <w:vertAlign w:val="superscript"/>
+        </w:rPr>
+        <w:t>[13]</w:t>
+      </w:r>
+      <w:r>
+        <w:rPr>
+          <w:rFonts w:ascii="Times New Roman" w:hAnsi="Times New Roman" w:eastAsia="宋体" w:cs="Times New Roman" w:hint="eastAsia"/>
+          <w:b w:val="0"/>
+          <w:sz w:val="24"/>
+        </w:rPr>
+        <w:t>，这提示制度设计必须正视外部干预因素。二是推动形成明确的建设标准，针对不同类型公共场所建立分类指导机制，对吸烟区域的设置位置、标识规范、设施配置、维护管理提出具体要求：在人员密集场所重点考虑减少烟雾扩散影响，在开放空间重点关注环境卫生和消防安全，在商业服务场所注重与整体环境的协调融合。三是明确各主体责任，政府部门发挥统筹协调和政策引导作用，公共场所管理单位落实主体责任，烟草商业企业在第1.3节界定的边界内履行社会责任，社会公众增强规则意识，各主体的具体职责分工如表2所示。</w:t>
       </w:r>
     </w:p>
     <w:p>
@@ -1134,7 +1300,7 @@
       </w:pPr>
       <w:r>
         <w:rPr>
-          <w:rFonts w:ascii="Times New Roman" w:hAnsi="Times New Roman" w:eastAsia="黑体"/>
+          <w:rFonts w:ascii="Times New Roman" w:hAnsi="Times New Roman" w:eastAsia="黑体" w:cs="Times New Roman" w:hint="eastAsia"/>
           <w:b w:val="0"/>
           <w:sz w:val="21"/>
         </w:rPr>
@@ -1178,7 +1344,7 @@
             <w:r/>
             <w:r>
               <w:rPr>
-                <w:rFonts w:ascii="Times New Roman" w:hAnsi="Times New Roman" w:eastAsia="宋体"/>
+                <w:rFonts w:ascii="Times New Roman" w:hAnsi="Times New Roman" w:eastAsia="宋体" w:cs="Times New Roman" w:hint="eastAsia"/>
                 <w:b/>
                 <w:sz w:val="20"/>
               </w:rPr>
@@ -1202,7 +1368,7 @@
             <w:r/>
             <w:r>
               <w:rPr>
-                <w:rFonts w:ascii="Times New Roman" w:hAnsi="Times New Roman" w:eastAsia="宋体"/>
+                <w:rFonts w:ascii="Times New Roman" w:hAnsi="Times New Roman" w:eastAsia="宋体" w:cs="Times New Roman" w:hint="eastAsia"/>
                 <w:b/>
                 <w:sz w:val="20"/>
               </w:rPr>
@@ -1226,7 +1392,7 @@
             <w:r/>
             <w:r>
               <w:rPr>
-                <w:rFonts w:ascii="Times New Roman" w:hAnsi="Times New Roman" w:eastAsia="宋体"/>
+                <w:rFonts w:ascii="Times New Roman" w:hAnsi="Times New Roman" w:eastAsia="宋体" w:cs="Times New Roman" w:hint="eastAsia"/>
                 <w:b/>
                 <w:sz w:val="20"/>
               </w:rPr>
@@ -1248,7 +1414,7 @@
             <w:r/>
             <w:r>
               <w:rPr>
-                <w:rFonts w:ascii="Times New Roman" w:hAnsi="Times New Roman" w:eastAsia="宋体"/>
+                <w:rFonts w:ascii="Times New Roman" w:hAnsi="Times New Roman" w:eastAsia="宋体" w:cs="Times New Roman" w:hint="eastAsia"/>
                 <w:b w:val="0"/>
                 <w:sz w:val="20"/>
               </w:rPr>
@@ -1268,7 +1434,7 @@
             <w:r/>
             <w:r>
               <w:rPr>
-                <w:rFonts w:ascii="Times New Roman" w:hAnsi="Times New Roman" w:eastAsia="宋体"/>
+                <w:rFonts w:ascii="Times New Roman" w:hAnsi="Times New Roman" w:eastAsia="宋体" w:cs="Times New Roman" w:hint="eastAsia"/>
                 <w:b w:val="0"/>
                 <w:sz w:val="20"/>
               </w:rPr>
@@ -1288,7 +1454,7 @@
             <w:r/>
             <w:r>
               <w:rPr>
-                <w:rFonts w:ascii="Times New Roman" w:hAnsi="Times New Roman" w:eastAsia="宋体"/>
+                <w:rFonts w:ascii="Times New Roman" w:hAnsi="Times New Roman" w:eastAsia="宋体" w:cs="Times New Roman" w:hint="eastAsia"/>
                 <w:b w:val="0"/>
                 <w:sz w:val="20"/>
               </w:rPr>
@@ -1310,7 +1476,7 @@
             <w:r/>
             <w:r>
               <w:rPr>
-                <w:rFonts w:ascii="Times New Roman" w:hAnsi="Times New Roman" w:eastAsia="宋体"/>
+                <w:rFonts w:ascii="Times New Roman" w:hAnsi="Times New Roman" w:eastAsia="宋体" w:cs="Times New Roman" w:hint="eastAsia"/>
                 <w:b w:val="0"/>
                 <w:sz w:val="20"/>
               </w:rPr>
@@ -1330,7 +1496,7 @@
             <w:r/>
             <w:r>
               <w:rPr>
-                <w:rFonts w:ascii="Times New Roman" w:hAnsi="Times New Roman" w:eastAsia="宋体"/>
+                <w:rFonts w:ascii="Times New Roman" w:hAnsi="Times New Roman" w:eastAsia="宋体" w:cs="Times New Roman" w:hint="eastAsia"/>
                 <w:b w:val="0"/>
                 <w:sz w:val="20"/>
               </w:rPr>
@@ -1350,7 +1516,7 @@
             <w:r/>
             <w:r>
               <w:rPr>
-                <w:rFonts w:ascii="Times New Roman" w:hAnsi="Times New Roman" w:eastAsia="宋体"/>
+                <w:rFonts w:ascii="Times New Roman" w:hAnsi="Times New Roman" w:eastAsia="宋体" w:cs="Times New Roman" w:hint="eastAsia"/>
                 <w:b w:val="0"/>
                 <w:sz w:val="20"/>
               </w:rPr>
@@ -1372,7 +1538,7 @@
             <w:r/>
             <w:r>
               <w:rPr>
-                <w:rFonts w:ascii="Times New Roman" w:hAnsi="Times New Roman" w:eastAsia="宋体"/>
+                <w:rFonts w:ascii="Times New Roman" w:hAnsi="Times New Roman" w:eastAsia="宋体" w:cs="Times New Roman" w:hint="eastAsia"/>
                 <w:b w:val="0"/>
                 <w:sz w:val="20"/>
               </w:rPr>
@@ -1392,7 +1558,7 @@
             <w:r/>
             <w:r>
               <w:rPr>
-                <w:rFonts w:ascii="Times New Roman" w:hAnsi="Times New Roman" w:eastAsia="宋体"/>
+                <w:rFonts w:ascii="Times New Roman" w:hAnsi="Times New Roman" w:eastAsia="宋体" w:cs="Times New Roman" w:hint="eastAsia"/>
                 <w:b w:val="0"/>
                 <w:sz w:val="20"/>
               </w:rPr>
@@ -1412,7 +1578,7 @@
             <w:r/>
             <w:r>
               <w:rPr>
-                <w:rFonts w:ascii="Times New Roman" w:hAnsi="Times New Roman" w:eastAsia="宋体"/>
+                <w:rFonts w:ascii="Times New Roman" w:hAnsi="Times New Roman" w:eastAsia="宋体" w:cs="Times New Roman" w:hint="eastAsia"/>
                 <w:b w:val="0"/>
                 <w:sz w:val="20"/>
               </w:rPr>
@@ -1437,7 +1603,7 @@
             <w:r/>
             <w:r>
               <w:rPr>
-                <w:rFonts w:ascii="Times New Roman" w:hAnsi="Times New Roman" w:eastAsia="宋体"/>
+                <w:rFonts w:ascii="Times New Roman" w:hAnsi="Times New Roman" w:eastAsia="宋体" w:cs="Times New Roman" w:hint="eastAsia"/>
                 <w:b w:val="0"/>
                 <w:sz w:val="20"/>
               </w:rPr>
@@ -1460,7 +1626,7 @@
             <w:r/>
             <w:r>
               <w:rPr>
-                <w:rFonts w:ascii="Times New Roman" w:hAnsi="Times New Roman" w:eastAsia="宋体"/>
+                <w:rFonts w:ascii="Times New Roman" w:hAnsi="Times New Roman" w:eastAsia="宋体" w:cs="Times New Roman" w:hint="eastAsia"/>
                 <w:b w:val="0"/>
                 <w:sz w:val="20"/>
               </w:rPr>
@@ -1483,7 +1649,7 @@
             <w:r/>
             <w:r>
               <w:rPr>
-                <w:rFonts w:ascii="Times New Roman" w:hAnsi="Times New Roman" w:eastAsia="宋体"/>
+                <w:rFonts w:ascii="Times New Roman" w:hAnsi="Times New Roman" w:eastAsia="宋体" w:cs="Times New Roman" w:hint="eastAsia"/>
                 <w:b w:val="0"/>
                 <w:sz w:val="20"/>
               </w:rPr>
@@ -1501,7 +1667,7 @@
       </w:pPr>
       <w:r>
         <w:rPr>
-          <w:rFonts w:ascii="Times New Roman" w:hAnsi="Times New Roman" w:eastAsia="宋体"/>
+          <w:rFonts w:ascii="Times New Roman" w:hAnsi="Times New Roman" w:eastAsia="宋体" w:cs="Times New Roman" w:hint="eastAsia"/>
           <w:b w:val="0"/>
           <w:sz w:val="18"/>
         </w:rPr>
@@ -1516,7 +1682,7 @@
       </w:pPr>
       <w:r>
         <w:rPr>
-          <w:rFonts w:ascii="Times New Roman" w:hAnsi="Times New Roman" w:eastAsia="黑体"/>
+          <w:rFonts w:ascii="Times New Roman" w:hAnsi="Times New Roman" w:eastAsia="黑体" w:cs="Times New Roman" w:hint="eastAsia"/>
           <w:b w:val="0"/>
           <w:sz w:val="28"/>
         </w:rPr>
@@ -1531,11 +1697,28 @@
       </w:pPr>
       <w:r>
         <w:rPr>
-          <w:rFonts w:ascii="Times New Roman" w:hAnsi="Times New Roman" w:eastAsia="宋体"/>
+          <w:rFonts w:ascii="Times New Roman" w:hAnsi="Times New Roman" w:eastAsia="宋体" w:cs="Times New Roman" w:hint="eastAsia"/>
           <w:b w:val="0"/>
           <w:sz w:val="24"/>
         </w:rPr>
-        <w:t>单纯依靠禁止并不能完全解决现实问题，科学的空间设计本身就是有效的行为引导手段。一是坚持因地制宜原则，对交通枢纽、商业区域、办公场所等人员流动较大的区域，应充分考虑人流方向、空气流通条件和周边环境影响，选择相对独立、通风条件较好的位置设置吸烟区域；对公园、景区等开放空间，应结合环境特点设置便于识别和管理的吸烟区域。二是提升设施建设水平，通过完善标识、烟蒂收集设施与安全设施提高使用便利性和管理规范性，避免简单化、临时化处理，使设施既满足管理需求，又与公共空间整体环境相协调，吸烟点的关键设置要素如图3所示。三是加强动态管理，定期评估吸烟区域的设置效果，根据人流变化和实际使用情况及时调整优化，避免出现位置不合理、使用率低等问题。</w:t>
+        <w:t>单纯依靠禁止并不能完全解决现实问题，科学的空间设计本身就是有效的行为引导手段。一是坚持因地制宜原则，对交通枢纽、商业区域、办公场所等人员流动较大的区域，应充分考虑人流方向、空气流通条件和周边环境影响，选择相对独立、通风条件较好的位置设置吸烟区域；对公园、景区等开放空间，应结合环境特点设置便于识别和管理的吸烟区域。二是提升设施建设水平，通过完善标识、烟蒂收集设施与安全设施提高使用便利性和管理规范性，避免简单化、临时化处理，使设施既满足管理需求，又与公共空间整体环境相协调，吸烟点的关键设置要素如图3所示。三是加强动态管理，定期评估吸烟区域的设置效果，根据人流变化和实际使用情况及时调整优化，避免出现位置不合理、使用率低等问题。上海全面无烟立法的双重差分研究表明，综合性控烟法规使现有吸烟人数下降8.4%、日均吸烟量下降4.4%，且未对餐饮等行业的经营产生负面影响</w:t>
+      </w:r>
+      <w:r>
+        <w:rPr>
+          <w:rFonts w:ascii="Times New Roman" w:hAnsi="Times New Roman" w:eastAsia="宋体" w:cs="Times New Roman" w:hint="eastAsia"/>
+          <w:b w:val="0"/>
+          <w:sz w:val="24"/>
+          <w:vertAlign w:val="superscript"/>
+        </w:rPr>
+        <w:t>[14]</w:t>
+      </w:r>
+      <w:r>
+        <w:rPr>
+          <w:rFonts w:ascii="Times New Roman" w:hAnsi="Times New Roman" w:eastAsia="宋体" w:cs="Times New Roman" w:hint="eastAsia"/>
+          <w:b w:val="0"/>
+          <w:sz w:val="24"/>
+        </w:rPr>
+        <w:t>，说明规范化管理与经营发展并不冲突。</w:t>
       </w:r>
     </w:p>
     <w:p>
@@ -1586,7 +1769,7 @@
       </w:pPr>
       <w:r>
         <w:rPr>
-          <w:rFonts w:ascii="Times New Roman" w:hAnsi="Times New Roman" w:eastAsia="黑体"/>
+          <w:rFonts w:ascii="Times New Roman" w:hAnsi="Times New Roman" w:eastAsia="黑体" w:cs="Times New Roman" w:hint="eastAsia"/>
           <w:b w:val="0"/>
           <w:sz w:val="21"/>
         </w:rPr>
@@ -1601,7 +1784,7 @@
       </w:pPr>
       <w:r>
         <w:rPr>
-          <w:rFonts w:ascii="Times New Roman" w:hAnsi="Times New Roman" w:eastAsia="黑体"/>
+          <w:rFonts w:ascii="Times New Roman" w:hAnsi="Times New Roman" w:eastAsia="黑体" w:cs="Times New Roman" w:hint="eastAsia"/>
           <w:b w:val="0"/>
           <w:sz w:val="28"/>
         </w:rPr>
@@ -1616,7 +1799,7 @@
       </w:pPr>
       <w:r>
         <w:rPr>
-          <w:rFonts w:ascii="Times New Roman" w:hAnsi="Times New Roman" w:eastAsia="宋体"/>
+          <w:rFonts w:ascii="Times New Roman" w:hAnsi="Times New Roman" w:eastAsia="宋体" w:cs="Times New Roman" w:hint="eastAsia"/>
           <w:b w:val="0"/>
           <w:sz w:val="24"/>
         </w:rPr>
@@ -1624,16 +1807,16 @@
       </w:r>
       <w:r>
         <w:rPr>
-          <w:rFonts w:ascii="Times New Roman" w:hAnsi="Times New Roman" w:eastAsia="宋体"/>
+          <w:rFonts w:ascii="Times New Roman" w:hAnsi="Times New Roman" w:eastAsia="宋体" w:cs="Times New Roman" w:hint="eastAsia"/>
           <w:b w:val="0"/>
           <w:sz w:val="24"/>
           <w:vertAlign w:val="superscript"/>
         </w:rPr>
-        <w:t>[7]</w:t>
+        <w:t>[15]</w:t>
       </w:r>
       <w:r>
         <w:rPr>
-          <w:rFonts w:ascii="Times New Roman" w:hAnsi="Times New Roman" w:eastAsia="宋体"/>
+          <w:rFonts w:ascii="Times New Roman" w:hAnsi="Times New Roman" w:eastAsia="宋体" w:cs="Times New Roman" w:hint="eastAsia"/>
           <w:b w:val="0"/>
           <w:sz w:val="24"/>
         </w:rPr>
@@ -1648,7 +1831,7 @@
       </w:pPr>
       <w:r>
         <w:rPr>
-          <w:rFonts w:ascii="Times New Roman" w:hAnsi="Times New Roman" w:eastAsia="黑体"/>
+          <w:rFonts w:ascii="Times New Roman" w:hAnsi="Times New Roman" w:eastAsia="黑体" w:cs="Times New Roman" w:hint="eastAsia"/>
           <w:b w:val="0"/>
           <w:sz w:val="28"/>
         </w:rPr>
@@ -1663,7 +1846,7 @@
       </w:pPr>
       <w:r>
         <w:rPr>
-          <w:rFonts w:ascii="Times New Roman" w:hAnsi="Times New Roman" w:eastAsia="宋体"/>
+          <w:rFonts w:ascii="Times New Roman" w:hAnsi="Times New Roman" w:eastAsia="宋体" w:cs="Times New Roman" w:hint="eastAsia"/>
           <w:b w:val="0"/>
           <w:sz w:val="24"/>
         </w:rPr>
@@ -1671,16 +1854,33 @@
       </w:r>
       <w:r>
         <w:rPr>
-          <w:rFonts w:ascii="Times New Roman" w:hAnsi="Times New Roman" w:eastAsia="宋体"/>
+          <w:rFonts w:ascii="Times New Roman" w:hAnsi="Times New Roman" w:eastAsia="宋体" w:cs="Times New Roman" w:hint="eastAsia"/>
           <w:b w:val="0"/>
           <w:sz w:val="24"/>
           <w:vertAlign w:val="superscript"/>
         </w:rPr>
-        <w:t>[8]</w:t>
+        <w:t>[16]</w:t>
       </w:r>
       <w:r>
         <w:rPr>
-          <w:rFonts w:ascii="Times New Roman" w:hAnsi="Times New Roman" w:eastAsia="宋体"/>
+          <w:rFonts w:ascii="Times New Roman" w:hAnsi="Times New Roman" w:eastAsia="宋体" w:cs="Times New Roman" w:hint="eastAsia"/>
+          <w:b w:val="0"/>
+          <w:sz w:val="24"/>
+        </w:rPr>
+        <w:t>。已有个案研究总结出协同共建的具体机制，可供地方借鉴</w:t>
+      </w:r>
+      <w:r>
+        <w:rPr>
+          <w:rFonts w:ascii="Times New Roman" w:hAnsi="Times New Roman" w:eastAsia="宋体" w:cs="Times New Roman" w:hint="eastAsia"/>
+          <w:b w:val="0"/>
+          <w:sz w:val="24"/>
+          <w:vertAlign w:val="superscript"/>
+        </w:rPr>
+        <w:t>[17-18]</w:t>
+      </w:r>
+      <w:r>
+        <w:rPr>
+          <w:rFonts w:ascii="Times New Roman" w:hAnsi="Times New Roman" w:eastAsia="宋体" w:cs="Times New Roman" w:hint="eastAsia"/>
           <w:b w:val="0"/>
           <w:sz w:val="24"/>
         </w:rPr>
@@ -1735,7 +1935,7 @@
       </w:pPr>
       <w:r>
         <w:rPr>
-          <w:rFonts w:ascii="Times New Roman" w:hAnsi="Times New Roman" w:eastAsia="黑体"/>
+          <w:rFonts w:ascii="Times New Roman" w:hAnsi="Times New Roman" w:eastAsia="黑体" w:cs="Times New Roman" w:hint="eastAsia"/>
           <w:b w:val="0"/>
           <w:sz w:val="21"/>
         </w:rPr>
@@ -1750,7 +1950,7 @@
       </w:pPr>
       <w:r>
         <w:rPr>
-          <w:rFonts w:ascii="Times New Roman" w:hAnsi="Times New Roman" w:eastAsia="黑体"/>
+          <w:rFonts w:ascii="Times New Roman" w:hAnsi="Times New Roman" w:eastAsia="黑体" w:cs="Times New Roman" w:hint="eastAsia"/>
           <w:b/>
           <w:sz w:val="30"/>
         </w:rPr>
@@ -1765,7 +1965,7 @@
       </w:pPr>
       <w:r>
         <w:rPr>
-          <w:rFonts w:ascii="Times New Roman" w:hAnsi="Times New Roman" w:eastAsia="宋体"/>
+          <w:rFonts w:ascii="Times New Roman" w:hAnsi="Times New Roman" w:eastAsia="宋体" w:cs="Times New Roman" w:hint="eastAsia"/>
           <w:b w:val="0"/>
           <w:sz w:val="24"/>
         </w:rPr>
@@ -1780,7 +1980,7 @@
       </w:pPr>
       <w:r>
         <w:rPr>
-          <w:rFonts w:ascii="Times New Roman" w:hAnsi="Times New Roman" w:eastAsia="宋体"/>
+          <w:rFonts w:ascii="Times New Roman" w:hAnsi="Times New Roman" w:eastAsia="宋体" w:cs="Times New Roman" w:hint="eastAsia"/>
           <w:b w:val="0"/>
           <w:sz w:val="24"/>
         </w:rPr>
@@ -1795,7 +1995,7 @@
       </w:pPr>
       <w:r>
         <w:rPr>
-          <w:rFonts w:ascii="Times New Roman" w:hAnsi="Times New Roman" w:eastAsia="宋体"/>
+          <w:rFonts w:ascii="Times New Roman" w:hAnsi="Times New Roman" w:eastAsia="宋体" w:cs="Times New Roman" w:hint="eastAsia"/>
           <w:b w:val="0"/>
           <w:sz w:val="24"/>
         </w:rPr>
@@ -1810,7 +2010,7 @@
       </w:pPr>
       <w:r>
         <w:rPr>
-          <w:rFonts w:ascii="Times New Roman" w:hAnsi="Times New Roman" w:eastAsia="黑体"/>
+          <w:rFonts w:ascii="Times New Roman" w:hAnsi="Times New Roman" w:eastAsia="黑体" w:cs="Times New Roman" w:hint="eastAsia"/>
           <w:b/>
           <w:sz w:val="30"/>
         </w:rPr>
@@ -1825,11 +2025,11 @@
       </w:pPr>
       <w:r>
         <w:rPr>
-          <w:rFonts w:ascii="Times New Roman" w:hAnsi="Times New Roman" w:eastAsia="宋体"/>
+          <w:rFonts w:ascii="Times New Roman" w:hAnsi="Times New Roman" w:eastAsia="宋体" w:cs="Times New Roman" w:hint="eastAsia"/>
           <w:b w:val="0"/>
           <w:sz w:val="24"/>
         </w:rPr>
-        <w:t>[1] 中共中央, 国务院. “健康中国2030”规划纲要[A]. 2016.</w:t>
+        <w:t>[1] 世界卫生组织. 世界卫生组织烟草控制框架公约[A]. 2003.</w:t>
       </w:r>
     </w:p>
     <w:p>
@@ -1840,11 +2040,11 @@
       </w:pPr>
       <w:r>
         <w:rPr>
-          <w:rFonts w:ascii="Times New Roman" w:hAnsi="Times New Roman" w:eastAsia="宋体"/>
+          <w:rFonts w:ascii="Times New Roman" w:hAnsi="Times New Roman" w:eastAsia="宋体" w:cs="Times New Roman" w:hint="eastAsia"/>
           <w:b w:val="0"/>
           <w:sz w:val="24"/>
         </w:rPr>
-        <w:t>[2] 国务院. 国务院关于实施健康中国行动的意见: 国发〔2019〕13号[A]. 2019.</w:t>
+        <w:t>[2] 国务院. 公共场所卫生管理条例[A]. 1987年发布, 2019年修订.</w:t>
       </w:r>
     </w:p>
     <w:p>
@@ -1855,11 +2055,43 @@
       </w:pPr>
       <w:r>
         <w:rPr>
-          <w:rFonts w:ascii="Times New Roman" w:hAnsi="Times New Roman" w:eastAsia="宋体"/>
+          <w:rFonts w:ascii="Times New Roman" w:hAnsi="Times New Roman" w:eastAsia="宋体" w:cs="Times New Roman" w:hint="eastAsia"/>
           <w:b w:val="0"/>
           <w:sz w:val="24"/>
         </w:rPr>
-        <w:t>[3] 林灵. 成都市文明吸烟环境协同建设问题及对策研究[D]. 成都: 西南交通大学, 2024.</w:t>
+        <w:t xml:space="preserve">[3] 中共中央, 国务院. </w:t>
+      </w:r>
+      <w:r>
+        <w:rPr>
+          <w:rFonts w:ascii="宋体" w:hAnsi="宋体" w:eastAsia="宋体" w:cs="宋体" w:hint="eastAsia"/>
+          <w:b w:val="0"/>
+          <w:sz w:val="24"/>
+        </w:rPr>
+        <w:t>“</w:t>
+      </w:r>
+      <w:r>
+        <w:rPr>
+          <w:rFonts w:ascii="Times New Roman" w:hAnsi="Times New Roman" w:eastAsia="宋体" w:cs="Times New Roman" w:hint="eastAsia"/>
+          <w:b w:val="0"/>
+          <w:sz w:val="24"/>
+        </w:rPr>
+        <w:t>健康中国2030</w:t>
+      </w:r>
+      <w:r>
+        <w:rPr>
+          <w:rFonts w:ascii="宋体" w:hAnsi="宋体" w:eastAsia="宋体" w:cs="宋体" w:hint="eastAsia"/>
+          <w:b w:val="0"/>
+          <w:sz w:val="24"/>
+        </w:rPr>
+        <w:t>”</w:t>
+      </w:r>
+      <w:r>
+        <w:rPr>
+          <w:rFonts w:ascii="Times New Roman" w:hAnsi="Times New Roman" w:eastAsia="宋体" w:cs="Times New Roman" w:hint="eastAsia"/>
+          <w:b w:val="0"/>
+          <w:sz w:val="24"/>
+        </w:rPr>
+        <w:t>规划纲要[A]. 2016.</w:t>
       </w:r>
     </w:p>
     <w:p>
@@ -1870,11 +2102,11 @@
       </w:pPr>
       <w:r>
         <w:rPr>
-          <w:rFonts w:ascii="Times New Roman" w:hAnsi="Times New Roman" w:eastAsia="宋体"/>
+          <w:rFonts w:ascii="Times New Roman" w:hAnsi="Times New Roman" w:eastAsia="宋体" w:cs="Times New Roman" w:hint="eastAsia"/>
           <w:b w:val="0"/>
           <w:sz w:val="24"/>
         </w:rPr>
-        <w:t>[4] 王英. 武汉市文明吸烟环境建设存在的问题与对策研究[D]. 武汉: 中南财经政法大学, 2022.</w:t>
+        <w:t>[4] 国务院. 国务院关于实施健康中国行动的意见: 国发〔2019〕13号[A]. 2019.</w:t>
       </w:r>
     </w:p>
     <w:p>
@@ -1885,11 +2117,11 @@
       </w:pPr>
       <w:r>
         <w:rPr>
-          <w:rFonts w:ascii="Times New Roman" w:hAnsi="Times New Roman" w:eastAsia="宋体"/>
+          <w:rFonts w:ascii="Times New Roman" w:hAnsi="Times New Roman" w:eastAsia="宋体" w:cs="Times New Roman" w:hint="eastAsia"/>
           <w:b w:val="0"/>
           <w:sz w:val="24"/>
         </w:rPr>
-        <w:t>[5] 潘妍, 石锐, 田梦萍. 科技引领文明吸烟软环境体系建设: 意义、现状与路径[J]. 科技智囊, 2021(9): 30-37.</w:t>
+        <w:t>[5] 国家卫生健康委员会, 等. 健康中国行动—健康环境促进行动实施方案(2025—2030年)[A]. 2025.</w:t>
       </w:r>
     </w:p>
     <w:p>
@@ -1900,11 +2132,11 @@
       </w:pPr>
       <w:r>
         <w:rPr>
-          <w:rFonts w:ascii="Times New Roman" w:hAnsi="Times New Roman" w:eastAsia="宋体"/>
+          <w:rFonts w:ascii="Times New Roman" w:hAnsi="Times New Roman" w:eastAsia="宋体" w:cs="Times New Roman" w:hint="eastAsia"/>
           <w:b w:val="0"/>
           <w:sz w:val="24"/>
         </w:rPr>
-        <w:t>[6] 陈小丹. 《重庆市公共场所控制吸烟条例》执行问题与对策研究[D]. 重庆: 西南大学, 2023.</w:t>
+        <w:t>[6] 中国疾病预防控制中心. 2024年中国成人烟草调查主要结果和发现[R/OL]. (2025-05)[2026-08-04]. https://www.chinacdc.cn/jksj/jksj04/202506/t20250616_307668.html.</w:t>
       </w:r>
     </w:p>
     <w:p>
@@ -1915,11 +2147,11 @@
       </w:pPr>
       <w:r>
         <w:rPr>
-          <w:rFonts w:ascii="Times New Roman" w:hAnsi="Times New Roman" w:eastAsia="宋体"/>
+          <w:rFonts w:ascii="Times New Roman" w:hAnsi="Times New Roman" w:eastAsia="宋体" w:cs="Times New Roman" w:hint="eastAsia"/>
           <w:b w:val="0"/>
           <w:sz w:val="24"/>
         </w:rPr>
-        <w:t>[7] 许峰, 李向, 刘泽华. 文明吸烟环境建设路径研究[J]. 现代商贸工业, 2024, 45(10): 176-178.</w:t>
+        <w:t>[7] ANSELL C, GASH A. Collaborative governance in theory and practice[J]. Journal of Public Administration Research and Theory, 2008, 18(4): 543-571.</w:t>
       </w:r>
     </w:p>
     <w:p>
@@ -1930,11 +2162,161 @@
       </w:pPr>
       <w:r>
         <w:rPr>
-          <w:rFonts w:ascii="Times New Roman" w:hAnsi="Times New Roman" w:eastAsia="宋体"/>
+          <w:rFonts w:ascii="Times New Roman" w:hAnsi="Times New Roman" w:eastAsia="宋体" w:cs="Times New Roman" w:hint="eastAsia"/>
           <w:b w:val="0"/>
           <w:sz w:val="24"/>
         </w:rPr>
-        <w:t>[8] 杨坤. 深化文明吸烟环境建设方法与路径研究[J]. 国际公关, 2023(8): 40-42.</w:t>
+        <w:t>[8] 林灵. 成都市文明吸烟环境协同建设问题及对策研究[D]. 成都: 西南交通大学, 2024.</w:t>
+      </w:r>
+    </w:p>
+    <w:p>
+      <w:pPr>
+        <w:spacing w:before="0" w:after="0" w:line="360" w:lineRule="auto"/>
+        <w:ind w:firstLine="0"/>
+        <w:jc w:val="both"/>
+      </w:pPr>
+      <w:r>
+        <w:rPr>
+          <w:rFonts w:ascii="Times New Roman" w:hAnsi="Times New Roman" w:eastAsia="宋体" w:cs="Times New Roman" w:hint="eastAsia"/>
+          <w:b w:val="0"/>
+          <w:sz w:val="24"/>
+        </w:rPr>
+        <w:t>[9] 王英. 武汉市文明吸烟环境建设存在的问题与对策研究[D]. 武汉: 中南财经政法大学, 2022.</w:t>
+      </w:r>
+    </w:p>
+    <w:p>
+      <w:pPr>
+        <w:spacing w:before="0" w:after="0" w:line="360" w:lineRule="auto"/>
+        <w:ind w:firstLine="0"/>
+        <w:jc w:val="both"/>
+      </w:pPr>
+      <w:r>
+        <w:rPr>
+          <w:rFonts w:ascii="Times New Roman" w:hAnsi="Times New Roman" w:eastAsia="宋体" w:cs="Times New Roman" w:hint="eastAsia"/>
+          <w:b w:val="0"/>
+          <w:sz w:val="24"/>
+        </w:rPr>
+        <w:t>[10] 潘妍, 石锐, 田梦萍. 科技引领文明吸烟软环境体系建设: 意义、现状与路径[J]. 科技智囊, 2021(9): 30-37.</w:t>
+      </w:r>
+    </w:p>
+    <w:p>
+      <w:pPr>
+        <w:spacing w:before="0" w:after="0" w:line="360" w:lineRule="auto"/>
+        <w:ind w:firstLine="0"/>
+        <w:jc w:val="both"/>
+      </w:pPr>
+      <w:r>
+        <w:rPr>
+          <w:rFonts w:ascii="Times New Roman" w:hAnsi="Times New Roman" w:eastAsia="宋体" w:cs="Times New Roman" w:hint="eastAsia"/>
+          <w:b w:val="0"/>
+          <w:sz w:val="24"/>
+        </w:rPr>
+        <w:t>[11] 张桂玲. 基于公共服务视角的台州市文明吸烟环境建设研究[D]. 乌鲁木齐: 新疆农业大学, 2021.</w:t>
+      </w:r>
+    </w:p>
+    <w:p>
+      <w:pPr>
+        <w:spacing w:before="0" w:after="0" w:line="360" w:lineRule="auto"/>
+        <w:ind w:firstLine="0"/>
+        <w:jc w:val="both"/>
+      </w:pPr>
+      <w:r>
+        <w:rPr>
+          <w:rFonts w:ascii="Times New Roman" w:hAnsi="Times New Roman" w:eastAsia="宋体" w:cs="Times New Roman" w:hint="eastAsia"/>
+          <w:b w:val="0"/>
+          <w:sz w:val="24"/>
+        </w:rPr>
+        <w:t>[12] 陈小丹. 《重庆市公共场所控制吸烟条例》执行问题与对策研究[D]. 重庆: 西南大学, 2023.</w:t>
+      </w:r>
+    </w:p>
+    <w:p>
+      <w:pPr>
+        <w:spacing w:before="0" w:after="0" w:line="360" w:lineRule="auto"/>
+        <w:ind w:firstLine="0"/>
+        <w:jc w:val="both"/>
+      </w:pPr>
+      <w:r>
+        <w:rPr>
+          <w:rFonts w:ascii="Times New Roman" w:hAnsi="Times New Roman" w:eastAsia="宋体" w:cs="Times New Roman" w:hint="eastAsia"/>
+          <w:b w:val="0"/>
+          <w:sz w:val="24"/>
+        </w:rPr>
+        <w:t>[13] FENG W, QIN B, JIN X, et al. Identifying factors influencing local governments' adoption of comprehensive smoke-free policies: an event history analysis based on panel data from 36 key cities in China (2013—2021)[J]. Frontiers in Public Health, 2024, 12: 1397803.</w:t>
+      </w:r>
+    </w:p>
+    <w:p>
+      <w:pPr>
+        <w:spacing w:before="0" w:after="0" w:line="360" w:lineRule="auto"/>
+        <w:ind w:firstLine="0"/>
+        <w:jc w:val="both"/>
+      </w:pPr>
+      <w:r>
+        <w:rPr>
+          <w:rFonts w:ascii="Times New Roman" w:hAnsi="Times New Roman" w:eastAsia="宋体" w:cs="Times New Roman" w:hint="eastAsia"/>
+          <w:b w:val="0"/>
+          <w:sz w:val="24"/>
+        </w:rPr>
+        <w:t>[14] FU H, TSUEI S, ZHENG Y, et al. Effects of comprehensive smoke-free legislation on smoking behaviours and macroeconomic outcomes in Shanghai, China: a difference-in-differences analysis and modelling study[J]. The Lancet Public Health, 2024, 9(12): e1037-e1046.</w:t>
+      </w:r>
+    </w:p>
+    <w:p>
+      <w:pPr>
+        <w:spacing w:before="0" w:after="0" w:line="360" w:lineRule="auto"/>
+        <w:ind w:firstLine="0"/>
+        <w:jc w:val="both"/>
+      </w:pPr>
+      <w:r>
+        <w:rPr>
+          <w:rFonts w:ascii="Times New Roman" w:hAnsi="Times New Roman" w:eastAsia="宋体" w:cs="Times New Roman" w:hint="eastAsia"/>
+          <w:b w:val="0"/>
+          <w:sz w:val="24"/>
+        </w:rPr>
+        <w:t>[15] 杨坤. 深化文明吸烟环境建设方法与路径研究[J]. 国际公关, 2023(8): 40-42.</w:t>
+      </w:r>
+    </w:p>
+    <w:p>
+      <w:pPr>
+        <w:spacing w:before="0" w:after="0" w:line="360" w:lineRule="auto"/>
+        <w:ind w:firstLine="0"/>
+        <w:jc w:val="both"/>
+      </w:pPr>
+      <w:r>
+        <w:rPr>
+          <w:rFonts w:ascii="Times New Roman" w:hAnsi="Times New Roman" w:eastAsia="宋体" w:cs="Times New Roman" w:hint="eastAsia"/>
+          <w:b w:val="0"/>
+          <w:sz w:val="24"/>
+        </w:rPr>
+        <w:t>[16] 许峰, 李向, 刘泽华. 文明吸烟环境建设路径研究[J]. 现代商贸工业, 2024, 45(10): 176-178.</w:t>
+      </w:r>
+    </w:p>
+    <w:p>
+      <w:pPr>
+        <w:spacing w:before="0" w:after="0" w:line="360" w:lineRule="auto"/>
+        <w:ind w:firstLine="0"/>
+        <w:jc w:val="both"/>
+      </w:pPr>
+      <w:r>
+        <w:rPr>
+          <w:rFonts w:ascii="Times New Roman" w:hAnsi="Times New Roman" w:eastAsia="宋体" w:cs="Times New Roman" w:hint="eastAsia"/>
+          <w:b w:val="0"/>
+          <w:sz w:val="24"/>
+        </w:rPr>
+        <w:t>[17] 牛智战, 马宏伟, 曹越. 基于偏利共生的文明吸烟环境建设研究[J]. 价值工程, 2020, 39(5): 101-102.</w:t>
+      </w:r>
+    </w:p>
+    <w:p>
+      <w:pPr>
+        <w:spacing w:before="0" w:after="0" w:line="360" w:lineRule="auto"/>
+        <w:ind w:firstLine="0"/>
+        <w:jc w:val="both"/>
+      </w:pPr>
+      <w:r>
+        <w:rPr>
+          <w:rFonts w:ascii="Times New Roman" w:hAnsi="Times New Roman" w:eastAsia="宋体" w:cs="Times New Roman" w:hint="eastAsia"/>
+          <w:b w:val="0"/>
+          <w:sz w:val="24"/>
+        </w:rPr>
+        <w:t>[18] 李勇, 周晨, 李刚, 等. 软硬环境下文明吸烟环境建设对策[J]. 现代商贸工业, 2020, 41(9): 101.</w:t>
       </w:r>
     </w:p>
     <w:sectPr>
